--- a/klagomål/A 461-2025 FSC-klagomål.docx
+++ b/klagomål/A 461-2025 FSC-klagomål.docx
@@ -651,7 +651,7 @@
     <w:r>
       <w:tab/>
       <w:tab/>
-      <w:t>2025-01-30</w:t>
+      <w:t>2025-01-31</w:t>
       <w:br/>
       <w:br/>
     </w:r>

--- a/klagomål/A 461-2025 FSC-klagomål.docx
+++ b/klagomål/A 461-2025 FSC-klagomål.docx
@@ -651,7 +651,7 @@
     <w:r>
       <w:tab/>
       <w:tab/>
-      <w:t>2025-01-31</w:t>
+      <w:t>2025-02-02</w:t>
       <w:br/>
       <w:br/>
     </w:r>

--- a/klagomål/A 461-2025 FSC-klagomål.docx
+++ b/klagomål/A 461-2025 FSC-klagomål.docx
@@ -651,7 +651,7 @@
     <w:r>
       <w:tab/>
       <w:tab/>
-      <w:t>2025-02-02</w:t>
+      <w:t>2025-02-03</w:t>
       <w:br/>
       <w:br/>
     </w:r>

--- a/klagomål/A 461-2025 FSC-klagomål.docx
+++ b/klagomål/A 461-2025 FSC-klagomål.docx
@@ -651,7 +651,7 @@
     <w:r>
       <w:tab/>
       <w:tab/>
-      <w:t>2025-02-03</w:t>
+      <w:t>2025-02-04</w:t>
       <w:br/>
       <w:br/>
     </w:r>

--- a/klagomål/A 461-2025 FSC-klagomål.docx
+++ b/klagomål/A 461-2025 FSC-klagomål.docx
@@ -651,7 +651,7 @@
     <w:r>
       <w:tab/>
       <w:tab/>
-      <w:t>2025-02-04</w:t>
+      <w:t>2025-02-05</w:t>
       <w:br/>
       <w:br/>
     </w:r>

--- a/klagomål/A 461-2025 FSC-klagomål.docx
+++ b/klagomål/A 461-2025 FSC-klagomål.docx
@@ -651,7 +651,7 @@
     <w:r>
       <w:tab/>
       <w:tab/>
-      <w:t>2025-02-05</w:t>
+      <w:t>2025-02-06</w:t>
       <w:br/>
       <w:br/>
     </w:r>

--- a/klagomål/A 461-2025 FSC-klagomål.docx
+++ b/klagomål/A 461-2025 FSC-klagomål.docx
@@ -651,7 +651,7 @@
     <w:r>
       <w:tab/>
       <w:tab/>
-      <w:t>2025-02-06</w:t>
+      <w:t>2025-02-07</w:t>
       <w:br/>
       <w:br/>
     </w:r>

--- a/klagomål/A 461-2025 FSC-klagomål.docx
+++ b/klagomål/A 461-2025 FSC-klagomål.docx
@@ -651,7 +651,7 @@
     <w:r>
       <w:tab/>
       <w:tab/>
-      <w:t>2025-02-07</w:t>
+      <w:t>2025-02-08</w:t>
       <w:br/>
       <w:br/>
     </w:r>

--- a/klagomål/A 461-2025 FSC-klagomål.docx
+++ b/klagomål/A 461-2025 FSC-klagomål.docx
@@ -651,7 +651,7 @@
     <w:r>
       <w:tab/>
       <w:tab/>
-      <w:t>2025-02-08</w:t>
+      <w:t>2025-02-09</w:t>
       <w:br/>
       <w:br/>
     </w:r>

--- a/klagomål/A 461-2025 FSC-klagomål.docx
+++ b/klagomål/A 461-2025 FSC-klagomål.docx
@@ -651,7 +651,7 @@
     <w:r>
       <w:tab/>
       <w:tab/>
-      <w:t>2025-02-09</w:t>
+      <w:t>2025-02-10</w:t>
       <w:br/>
       <w:br/>
     </w:r>

--- a/klagomål/A 461-2025 FSC-klagomål.docx
+++ b/klagomål/A 461-2025 FSC-klagomål.docx
@@ -651,7 +651,7 @@
     <w:r>
       <w:tab/>
       <w:tab/>
-      <w:t>2025-02-10</w:t>
+      <w:t>2025-02-11</w:t>
       <w:br/>
       <w:br/>
     </w:r>

--- a/klagomål/A 461-2025 FSC-klagomål.docx
+++ b/klagomål/A 461-2025 FSC-klagomål.docx
@@ -651,7 +651,7 @@
     <w:r>
       <w:tab/>
       <w:tab/>
-      <w:t>2025-02-11</w:t>
+      <w:t>2025-02-12</w:t>
       <w:br/>
       <w:br/>
     </w:r>

--- a/klagomål/A 461-2025 FSC-klagomål.docx
+++ b/klagomål/A 461-2025 FSC-klagomål.docx
@@ -651,7 +651,7 @@
     <w:r>
       <w:tab/>
       <w:tab/>
-      <w:t>2025-02-12</w:t>
+      <w:t>2025-02-13</w:t>
       <w:br/>
       <w:br/>
     </w:r>

--- a/klagomål/A 461-2025 FSC-klagomål.docx
+++ b/klagomål/A 461-2025 FSC-klagomål.docx
@@ -651,7 +651,7 @@
     <w:r>
       <w:tab/>
       <w:tab/>
-      <w:t>2025-02-13</w:t>
+      <w:t>2025-02-14</w:t>
       <w:br/>
       <w:br/>
     </w:r>

--- a/klagomål/A 461-2025 FSC-klagomål.docx
+++ b/klagomål/A 461-2025 FSC-klagomål.docx
@@ -651,7 +651,7 @@
     <w:r>
       <w:tab/>
       <w:tab/>
-      <w:t>2025-02-14</w:t>
+      <w:t>2025-02-15</w:t>
       <w:br/>
       <w:br/>
     </w:r>

--- a/klagomål/A 461-2025 FSC-klagomål.docx
+++ b/klagomål/A 461-2025 FSC-klagomål.docx
@@ -651,7 +651,7 @@
     <w:r>
       <w:tab/>
       <w:tab/>
-      <w:t>2025-02-15</w:t>
+      <w:t>2025-02-16</w:t>
       <w:br/>
       <w:br/>
     </w:r>

--- a/klagomål/A 461-2025 FSC-klagomål.docx
+++ b/klagomål/A 461-2025 FSC-klagomål.docx
@@ -651,7 +651,7 @@
     <w:r>
       <w:tab/>
       <w:tab/>
-      <w:t>2025-02-16</w:t>
+      <w:t>2025-02-17</w:t>
       <w:br/>
       <w:br/>
     </w:r>

--- a/klagomål/A 461-2025 FSC-klagomål.docx
+++ b/klagomål/A 461-2025 FSC-klagomål.docx
@@ -651,7 +651,7 @@
     <w:r>
       <w:tab/>
       <w:tab/>
-      <w:t>2025-02-17</w:t>
+      <w:t>2025-02-18</w:t>
       <w:br/>
       <w:br/>
     </w:r>

--- a/klagomål/A 461-2025 FSC-klagomål.docx
+++ b/klagomål/A 461-2025 FSC-klagomål.docx
@@ -651,7 +651,7 @@
     <w:r>
       <w:tab/>
       <w:tab/>
-      <w:t>2025-02-18</w:t>
+      <w:t>2025-02-19</w:t>
       <w:br/>
       <w:br/>
     </w:r>

--- a/klagomål/A 461-2025 FSC-klagomål.docx
+++ b/klagomål/A 461-2025 FSC-klagomål.docx
@@ -651,7 +651,7 @@
     <w:r>
       <w:tab/>
       <w:tab/>
-      <w:t>2025-02-19</w:t>
+      <w:t>2025-02-20</w:t>
       <w:br/>
       <w:br/>
     </w:r>

--- a/klagomål/A 461-2025 FSC-klagomål.docx
+++ b/klagomål/A 461-2025 FSC-klagomål.docx
@@ -651,7 +651,7 @@
     <w:r>
       <w:tab/>
       <w:tab/>
-      <w:t>2025-02-20</w:t>
+      <w:t>2025-02-21</w:t>
       <w:br/>
       <w:br/>
     </w:r>

--- a/klagomål/A 461-2025 FSC-klagomål.docx
+++ b/klagomål/A 461-2025 FSC-klagomål.docx
@@ -651,7 +651,7 @@
     <w:r>
       <w:tab/>
       <w:tab/>
-      <w:t>2025-02-21</w:t>
+      <w:t>2025-02-22</w:t>
       <w:br/>
       <w:br/>
     </w:r>

--- a/klagomål/A 461-2025 FSC-klagomål.docx
+++ b/klagomål/A 461-2025 FSC-klagomål.docx
@@ -651,7 +651,7 @@
     <w:r>
       <w:tab/>
       <w:tab/>
-      <w:t>2025-02-22</w:t>
+      <w:t>2025-02-23</w:t>
       <w:br/>
       <w:br/>
     </w:r>

--- a/klagomål/A 461-2025 FSC-klagomål.docx
+++ b/klagomål/A 461-2025 FSC-klagomål.docx
@@ -651,7 +651,7 @@
     <w:r>
       <w:tab/>
       <w:tab/>
-      <w:t>2025-02-23</w:t>
+      <w:t>2025-02-24</w:t>
       <w:br/>
       <w:br/>
     </w:r>

--- a/klagomål/A 461-2025 FSC-klagomål.docx
+++ b/klagomål/A 461-2025 FSC-klagomål.docx
@@ -651,7 +651,7 @@
     <w:r>
       <w:tab/>
       <w:tab/>
-      <w:t>2025-02-24</w:t>
+      <w:t>2025-02-25</w:t>
       <w:br/>
       <w:br/>
     </w:r>

--- a/klagomål/A 461-2025 FSC-klagomål.docx
+++ b/klagomål/A 461-2025 FSC-klagomål.docx
@@ -651,7 +651,7 @@
     <w:r>
       <w:tab/>
       <w:tab/>
-      <w:t>2025-02-25</w:t>
+      <w:t>2025-02-26</w:t>
       <w:br/>
       <w:br/>
     </w:r>

--- a/klagomål/A 461-2025 FSC-klagomål.docx
+++ b/klagomål/A 461-2025 FSC-klagomål.docx
@@ -651,7 +651,7 @@
     <w:r>
       <w:tab/>
       <w:tab/>
-      <w:t>2025-02-26</w:t>
+      <w:t>2025-02-27</w:t>
       <w:br/>
       <w:br/>
     </w:r>

--- a/klagomål/A 461-2025 FSC-klagomål.docx
+++ b/klagomål/A 461-2025 FSC-klagomål.docx
@@ -651,7 +651,7 @@
     <w:r>
       <w:tab/>
       <w:tab/>
-      <w:t>2025-02-27</w:t>
+      <w:t>2025-02-28</w:t>
       <w:br/>
       <w:br/>
     </w:r>

--- a/klagomål/A 461-2025 FSC-klagomål.docx
+++ b/klagomål/A 461-2025 FSC-klagomål.docx
@@ -651,7 +651,7 @@
     <w:r>
       <w:tab/>
       <w:tab/>
-      <w:t>2025-02-28</w:t>
+      <w:t>2025-03-01</w:t>
       <w:br/>
       <w:br/>
     </w:r>

--- a/klagomål/A 461-2025 FSC-klagomål.docx
+++ b/klagomål/A 461-2025 FSC-klagomål.docx
@@ -651,7 +651,7 @@
     <w:r>
       <w:tab/>
       <w:tab/>
-      <w:t>2025-03-02</w:t>
+      <w:t>2025-03-03</w:t>
       <w:br/>
       <w:br/>
     </w:r>

--- a/klagomål/A 461-2025 FSC-klagomål.docx
+++ b/klagomål/A 461-2025 FSC-klagomål.docx
@@ -651,7 +651,7 @@
     <w:r>
       <w:tab/>
       <w:tab/>
-      <w:t>2025-03-03</w:t>
+      <w:t>2025-03-04</w:t>
       <w:br/>
       <w:br/>
     </w:r>

--- a/klagomål/A 461-2025 FSC-klagomål.docx
+++ b/klagomål/A 461-2025 FSC-klagomål.docx
@@ -651,7 +651,7 @@
     <w:r>
       <w:tab/>
       <w:tab/>
-      <w:t>2025-03-04</w:t>
+      <w:t>2025-03-05</w:t>
       <w:br/>
       <w:br/>
     </w:r>

--- a/klagomål/A 461-2025 FSC-klagomål.docx
+++ b/klagomål/A 461-2025 FSC-klagomål.docx
@@ -651,7 +651,7 @@
     <w:r>
       <w:tab/>
       <w:tab/>
-      <w:t>2025-03-05</w:t>
+      <w:t>2025-03-06</w:t>
       <w:br/>
       <w:br/>
     </w:r>

--- a/klagomål/A 461-2025 FSC-klagomål.docx
+++ b/klagomål/A 461-2025 FSC-klagomål.docx
@@ -651,7 +651,7 @@
     <w:r>
       <w:tab/>
       <w:tab/>
-      <w:t>2025-03-06</w:t>
+      <w:t>2025-03-07</w:t>
       <w:br/>
       <w:br/>
     </w:r>

--- a/klagomål/A 461-2025 FSC-klagomål.docx
+++ b/klagomål/A 461-2025 FSC-klagomål.docx
@@ -651,7 +651,7 @@
     <w:r>
       <w:tab/>
       <w:tab/>
-      <w:t>2025-03-07</w:t>
+      <w:t>2025-03-08</w:t>
       <w:br/>
       <w:br/>
     </w:r>

--- a/klagomål/A 461-2025 FSC-klagomål.docx
+++ b/klagomål/A 461-2025 FSC-klagomål.docx
@@ -651,7 +651,7 @@
     <w:r>
       <w:tab/>
       <w:tab/>
-      <w:t>2025-03-08</w:t>
+      <w:t>2025-03-09</w:t>
       <w:br/>
       <w:br/>
     </w:r>

--- a/klagomål/A 461-2025 FSC-klagomål.docx
+++ b/klagomål/A 461-2025 FSC-klagomål.docx
@@ -651,7 +651,7 @@
     <w:r>
       <w:tab/>
       <w:tab/>
-      <w:t>2025-03-09</w:t>
+      <w:t>2025-03-10</w:t>
       <w:br/>
       <w:br/>
     </w:r>

--- a/klagomål/A 461-2025 FSC-klagomål.docx
+++ b/klagomål/A 461-2025 FSC-klagomål.docx
@@ -651,7 +651,7 @@
     <w:r>
       <w:tab/>
       <w:tab/>
-      <w:t>2025-03-10</w:t>
+      <w:t>2025-03-11</w:t>
       <w:br/>
       <w:br/>
     </w:r>

--- a/klagomål/A 461-2025 FSC-klagomål.docx
+++ b/klagomål/A 461-2025 FSC-klagomål.docx
@@ -651,7 +651,7 @@
     <w:r>
       <w:tab/>
       <w:tab/>
-      <w:t>2025-03-11</w:t>
+      <w:t>2025-03-12</w:t>
       <w:br/>
       <w:br/>
     </w:r>

--- a/klagomål/A 461-2025 FSC-klagomål.docx
+++ b/klagomål/A 461-2025 FSC-klagomål.docx
@@ -651,7 +651,7 @@
     <w:r>
       <w:tab/>
       <w:tab/>
-      <w:t>2025-03-12</w:t>
+      <w:t>2025-03-13</w:t>
       <w:br/>
       <w:br/>
     </w:r>

--- a/klagomål/A 461-2025 FSC-klagomål.docx
+++ b/klagomål/A 461-2025 FSC-klagomål.docx
@@ -651,7 +651,7 @@
     <w:r>
       <w:tab/>
       <w:tab/>
-      <w:t>2025-03-13</w:t>
+      <w:t>2025-03-14</w:t>
       <w:br/>
       <w:br/>
     </w:r>

--- a/klagomål/A 461-2025 FSC-klagomål.docx
+++ b/klagomål/A 461-2025 FSC-klagomål.docx
@@ -651,7 +651,7 @@
     <w:r>
       <w:tab/>
       <w:tab/>
-      <w:t>2025-03-14</w:t>
+      <w:t>2025-03-15</w:t>
       <w:br/>
       <w:br/>
     </w:r>

--- a/klagomål/A 461-2025 FSC-klagomål.docx
+++ b/klagomål/A 461-2025 FSC-klagomål.docx
@@ -651,7 +651,7 @@
     <w:r>
       <w:tab/>
       <w:tab/>
-      <w:t>2025-03-15</w:t>
+      <w:t>2025-03-16</w:t>
       <w:br/>
       <w:br/>
     </w:r>

--- a/klagomål/A 461-2025 FSC-klagomål.docx
+++ b/klagomål/A 461-2025 FSC-klagomål.docx
@@ -651,7 +651,7 @@
     <w:r>
       <w:tab/>
       <w:tab/>
-      <w:t>2025-03-16</w:t>
+      <w:t>2025-03-17</w:t>
       <w:br/>
       <w:br/>
     </w:r>

--- a/klagomål/A 461-2025 FSC-klagomål.docx
+++ b/klagomål/A 461-2025 FSC-klagomål.docx
@@ -651,7 +651,7 @@
     <w:r>
       <w:tab/>
       <w:tab/>
-      <w:t>2025-03-17</w:t>
+      <w:t>2025-03-18</w:t>
       <w:br/>
       <w:br/>
     </w:r>

--- a/klagomål/A 461-2025 FSC-klagomål.docx
+++ b/klagomål/A 461-2025 FSC-klagomål.docx
@@ -651,7 +651,7 @@
     <w:r>
       <w:tab/>
       <w:tab/>
-      <w:t>2025-03-18</w:t>
+      <w:t>2025-03-19</w:t>
       <w:br/>
       <w:br/>
     </w:r>

--- a/klagomål/A 461-2025 FSC-klagomål.docx
+++ b/klagomål/A 461-2025 FSC-klagomål.docx
@@ -651,7 +651,7 @@
     <w:r>
       <w:tab/>
       <w:tab/>
-      <w:t>2025-03-19</w:t>
+      <w:t>2025-03-20</w:t>
       <w:br/>
       <w:br/>
     </w:r>

--- a/klagomål/A 461-2025 FSC-klagomål.docx
+++ b/klagomål/A 461-2025 FSC-klagomål.docx
@@ -651,7 +651,7 @@
     <w:r>
       <w:tab/>
       <w:tab/>
-      <w:t>2025-03-20</w:t>
+      <w:t>2025-03-21</w:t>
       <w:br/>
       <w:br/>
     </w:r>

--- a/klagomål/A 461-2025 FSC-klagomål.docx
+++ b/klagomål/A 461-2025 FSC-klagomål.docx
@@ -651,7 +651,7 @@
     <w:r>
       <w:tab/>
       <w:tab/>
-      <w:t>2025-03-21</w:t>
+      <w:t>2025-03-22</w:t>
       <w:br/>
       <w:br/>
     </w:r>

--- a/klagomål/A 461-2025 FSC-klagomål.docx
+++ b/klagomål/A 461-2025 FSC-klagomål.docx
@@ -651,7 +651,7 @@
     <w:r>
       <w:tab/>
       <w:tab/>
-      <w:t>2025-03-22</w:t>
+      <w:t>2025-03-23</w:t>
       <w:br/>
       <w:br/>
     </w:r>

--- a/klagomål/A 461-2025 FSC-klagomål.docx
+++ b/klagomål/A 461-2025 FSC-klagomål.docx
@@ -651,7 +651,7 @@
     <w:r>
       <w:tab/>
       <w:tab/>
-      <w:t>2025-03-23</w:t>
+      <w:t>2025-03-24</w:t>
       <w:br/>
       <w:br/>
     </w:r>

--- a/klagomål/A 461-2025 FSC-klagomål.docx
+++ b/klagomål/A 461-2025 FSC-klagomål.docx
@@ -651,7 +651,7 @@
     <w:r>
       <w:tab/>
       <w:tab/>
-      <w:t>2025-03-24</w:t>
+      <w:t>2025-03-25</w:t>
       <w:br/>
       <w:br/>
     </w:r>

--- a/klagomål/A 461-2025 FSC-klagomål.docx
+++ b/klagomål/A 461-2025 FSC-klagomål.docx
@@ -651,7 +651,7 @@
     <w:r>
       <w:tab/>
       <w:tab/>
-      <w:t>2025-03-25</w:t>
+      <w:t>2025-03-26</w:t>
       <w:br/>
       <w:br/>
     </w:r>

--- a/klagomål/A 461-2025 FSC-klagomål.docx
+++ b/klagomål/A 461-2025 FSC-klagomål.docx
@@ -651,7 +651,7 @@
     <w:r>
       <w:tab/>
       <w:tab/>
-      <w:t>2025-03-26</w:t>
+      <w:t>2025-03-27</w:t>
       <w:br/>
       <w:br/>
     </w:r>

--- a/klagomål/A 461-2025 FSC-klagomål.docx
+++ b/klagomål/A 461-2025 FSC-klagomål.docx
@@ -651,7 +651,7 @@
     <w:r>
       <w:tab/>
       <w:tab/>
-      <w:t>2025-03-27</w:t>
+      <w:t>2025-03-28</w:t>
       <w:br/>
       <w:br/>
     </w:r>

--- a/klagomål/A 461-2025 FSC-klagomål.docx
+++ b/klagomål/A 461-2025 FSC-klagomål.docx
@@ -651,7 +651,7 @@
     <w:r>
       <w:tab/>
       <w:tab/>
-      <w:t>2025-03-28</w:t>
+      <w:t>2025-03-29</w:t>
       <w:br/>
       <w:br/>
     </w:r>

--- a/klagomål/A 461-2025 FSC-klagomål.docx
+++ b/klagomål/A 461-2025 FSC-klagomål.docx
@@ -651,7 +651,7 @@
     <w:r>
       <w:tab/>
       <w:tab/>
-      <w:t>2025-04-02</w:t>
+      <w:t>2025-04-03</w:t>
       <w:br/>
       <w:br/>
     </w:r>

--- a/klagomål/A 461-2025 FSC-klagomål.docx
+++ b/klagomål/A 461-2025 FSC-klagomål.docx
@@ -651,7 +651,7 @@
     <w:r>
       <w:tab/>
       <w:tab/>
-      <w:t>2025-04-03</w:t>
+      <w:t>2025-04-05</w:t>
       <w:br/>
       <w:br/>
     </w:r>

--- a/klagomål/A 461-2025 FSC-klagomål.docx
+++ b/klagomål/A 461-2025 FSC-klagomål.docx
@@ -651,7 +651,7 @@
     <w:r>
       <w:tab/>
       <w:tab/>
-      <w:t>2025-04-05</w:t>
+      <w:t>2025-04-06</w:t>
       <w:br/>
       <w:br/>
     </w:r>

--- a/klagomål/A 461-2025 FSC-klagomål.docx
+++ b/klagomål/A 461-2025 FSC-klagomål.docx
@@ -651,7 +651,7 @@
     <w:r>
       <w:tab/>
       <w:tab/>
-      <w:t>2025-04-06</w:t>
+      <w:t>2025-04-07</w:t>
       <w:br/>
       <w:br/>
     </w:r>

--- a/klagomål/A 461-2025 FSC-klagomål.docx
+++ b/klagomål/A 461-2025 FSC-klagomål.docx
@@ -651,7 +651,7 @@
     <w:r>
       <w:tab/>
       <w:tab/>
-      <w:t>2025-04-07</w:t>
+      <w:t>2025-04-08</w:t>
       <w:br/>
       <w:br/>
     </w:r>

--- a/klagomål/A 461-2025 FSC-klagomål.docx
+++ b/klagomål/A 461-2025 FSC-klagomål.docx
@@ -651,7 +651,7 @@
     <w:r>
       <w:tab/>
       <w:tab/>
-      <w:t>2025-04-08</w:t>
+      <w:t>2025-04-09</w:t>
       <w:br/>
       <w:br/>
     </w:r>

--- a/klagomål/A 461-2025 FSC-klagomål.docx
+++ b/klagomål/A 461-2025 FSC-klagomål.docx
@@ -244,6 +244,28 @@
       </w:pPr>
       <w:r>
         <w:t>Figur 1. Fyndplatser för naturvårdsarter i det avverkningsanmälda området (röd linje). Markörer utan svart kant är placerade på fyndplatsen. Markörer med svart kant är placerade vid sidan av fyndplatsen och har ett svart streck som visar fyndplatsens exakta position. Kartans mittpunktskoordinat är N 7426594, E 704872 i SWEREF 99 TM.</w:t>
+      </w:r>
+    </w:p>
+    <w:p>
+      <w:r>
+        <w:rPr>
+          <w:b/>
+        </w:rPr>
+        <w:t xml:space="preserve">Blå taggsvamp (NT) </w:t>
+      </w:r>
+      <w:r>
+        <w:t>är en karaktärsart i såväl örtrika kalkbarrskogar som i torra sandtallskogar där det föreligger gammal skog med långvarig trädkontinuitet. Är sällsynt och mycket kravfull i södra och mellersta Sverige. Den hotas främst av skogsavverkning och tycks försvinna efter slutavverkning, markberedning och plantering. I kalkgranskogar verkar arten vara mycket känslig. Granskogar med arten bör formellt skydddas (SLU Artdatabanken, 2024; Nitare &amp; Skogsstyrelsen, 2019).</w:t>
+      </w:r>
+    </w:p>
+    <w:p>
+      <w:r>
+        <w:rPr>
+          <w:b/>
+        </w:rPr>
+        <w:t>Mörk kolflarnlav (NT)</w:t>
+      </w:r>
+      <w:r>
+        <w:t xml:space="preserve"> är brandberoende och växer nästan uteslutande på kolad hård kärnved av tall. Arten förekommer främst i glesa, öppna tall- och blandbarrskogar av naturskogskaraktär och etableringen verkar ske sent efter brand, kanske först efter 100–300 år. Mörk kolflarnlav indikerar skog med höga naturvärden och vanligast är att den påträffas på rester av nedbrunna torrakor och högstubbar och lågstubbar som är så grova att hela innandömet är urbränt. Tall- och blandbarrskogar av naturskogskaraktär med spår av återkommande bränder hyser höga biologiska värden och bör skyddas (SLU Artdatabanken, 2024).</w:t>
       </w:r>
     </w:p>
     <w:p>
@@ -651,7 +673,7 @@
     <w:r>
       <w:tab/>
       <w:tab/>
-      <w:t>2025-04-09</w:t>
+      <w:t>2025-04-10</w:t>
       <w:br/>
       <w:br/>
     </w:r>

--- a/klagomål/A 461-2025 FSC-klagomål.docx
+++ b/klagomål/A 461-2025 FSC-klagomål.docx
@@ -673,7 +673,7 @@
     <w:r>
       <w:tab/>
       <w:tab/>
-      <w:t>2025-04-10</w:t>
+      <w:t>2025-04-11</w:t>
       <w:br/>
       <w:br/>
     </w:r>

--- a/klagomål/A 461-2025 FSC-klagomål.docx
+++ b/klagomål/A 461-2025 FSC-klagomål.docx
@@ -673,7 +673,7 @@
     <w:r>
       <w:tab/>
       <w:tab/>
-      <w:t>2025-04-11</w:t>
+      <w:t>2025-04-12</w:t>
       <w:br/>
       <w:br/>
     </w:r>

--- a/klagomål/A 461-2025 FSC-klagomål.docx
+++ b/klagomål/A 461-2025 FSC-klagomål.docx
@@ -673,7 +673,7 @@
     <w:r>
       <w:tab/>
       <w:tab/>
-      <w:t>2025-04-12</w:t>
+      <w:t>2025-04-13</w:t>
       <w:br/>
       <w:br/>
     </w:r>

--- a/klagomål/A 461-2025 FSC-klagomål.docx
+++ b/klagomål/A 461-2025 FSC-klagomål.docx
@@ -673,7 +673,7 @@
     <w:r>
       <w:tab/>
       <w:tab/>
-      <w:t>2025-04-13</w:t>
+      <w:t>2025-04-14</w:t>
       <w:br/>
       <w:br/>
     </w:r>

--- a/klagomål/A 461-2025 FSC-klagomål.docx
+++ b/klagomål/A 461-2025 FSC-klagomål.docx
@@ -673,7 +673,7 @@
     <w:r>
       <w:tab/>
       <w:tab/>
-      <w:t>2025-04-14</w:t>
+      <w:t>2025-04-15</w:t>
       <w:br/>
       <w:br/>
     </w:r>

--- a/klagomål/A 461-2025 FSC-klagomål.docx
+++ b/klagomål/A 461-2025 FSC-klagomål.docx
@@ -673,7 +673,7 @@
     <w:r>
       <w:tab/>
       <w:tab/>
-      <w:t>2025-04-15</w:t>
+      <w:t>2025-04-16</w:t>
       <w:br/>
       <w:br/>
     </w:r>

--- a/klagomål/A 461-2025 FSC-klagomål.docx
+++ b/klagomål/A 461-2025 FSC-klagomål.docx
@@ -673,7 +673,7 @@
     <w:r>
       <w:tab/>
       <w:tab/>
-      <w:t>2025-04-16</w:t>
+      <w:t>2025-04-17</w:t>
       <w:br/>
       <w:br/>
     </w:r>

--- a/klagomål/A 461-2025 FSC-klagomål.docx
+++ b/klagomål/A 461-2025 FSC-klagomål.docx
@@ -673,7 +673,7 @@
     <w:r>
       <w:tab/>
       <w:tab/>
-      <w:t>2025-04-17</w:t>
+      <w:t>2025-04-18</w:t>
       <w:br/>
       <w:br/>
     </w:r>

--- a/klagomål/A 461-2025 FSC-klagomål.docx
+++ b/klagomål/A 461-2025 FSC-klagomål.docx
@@ -673,7 +673,7 @@
     <w:r>
       <w:tab/>
       <w:tab/>
-      <w:t>2025-04-18</w:t>
+      <w:t>2025-04-19</w:t>
       <w:br/>
       <w:br/>
     </w:r>

--- a/klagomål/A 461-2025 FSC-klagomål.docx
+++ b/klagomål/A 461-2025 FSC-klagomål.docx
@@ -673,7 +673,7 @@
     <w:r>
       <w:tab/>
       <w:tab/>
-      <w:t>2025-05-03</w:t>
+      <w:t>2025-05-04</w:t>
       <w:br/>
       <w:br/>
     </w:r>

--- a/klagomål/A 461-2025 FSC-klagomål.docx
+++ b/klagomål/A 461-2025 FSC-klagomål.docx
@@ -673,7 +673,7 @@
     <w:r>
       <w:tab/>
       <w:tab/>
-      <w:t>2025-05-04</w:t>
+      <w:t>2025-05-06</w:t>
       <w:br/>
       <w:br/>
     </w:r>

--- a/klagomål/A 461-2025 FSC-klagomål.docx
+++ b/klagomål/A 461-2025 FSC-klagomål.docx
@@ -673,7 +673,7 @@
     <w:r>
       <w:tab/>
       <w:tab/>
-      <w:t>2025-05-06</w:t>
+      <w:t>2025-05-07</w:t>
       <w:br/>
       <w:br/>
     </w:r>

--- a/klagomål/A 461-2025 FSC-klagomål.docx
+++ b/klagomål/A 461-2025 FSC-klagomål.docx
@@ -673,7 +673,7 @@
     <w:r>
       <w:tab/>
       <w:tab/>
-      <w:t>2025-05-07</w:t>
+      <w:t>2025-05-08</w:t>
       <w:br/>
       <w:br/>
     </w:r>

--- a/klagomål/A 461-2025 FSC-klagomål.docx
+++ b/klagomål/A 461-2025 FSC-klagomål.docx
@@ -673,7 +673,7 @@
     <w:r>
       <w:tab/>
       <w:tab/>
-      <w:t>2025-05-08</w:t>
+      <w:t>2025-05-09</w:t>
       <w:br/>
       <w:br/>
     </w:r>

--- a/klagomål/A 461-2025 FSC-klagomål.docx
+++ b/klagomål/A 461-2025 FSC-klagomål.docx
@@ -673,7 +673,7 @@
     <w:r>
       <w:tab/>
       <w:tab/>
-      <w:t>2025-05-09</w:t>
+      <w:t>2025-05-10</w:t>
       <w:br/>
       <w:br/>
     </w:r>

--- a/klagomål/A 461-2025 FSC-klagomål.docx
+++ b/klagomål/A 461-2025 FSC-klagomål.docx
@@ -673,7 +673,7 @@
     <w:r>
       <w:tab/>
       <w:tab/>
-      <w:t>2025-05-10</w:t>
+      <w:t>2025-05-11</w:t>
       <w:br/>
       <w:br/>
     </w:r>

--- a/klagomål/A 461-2025 FSC-klagomål.docx
+++ b/klagomål/A 461-2025 FSC-klagomål.docx
@@ -673,7 +673,7 @@
     <w:r>
       <w:tab/>
       <w:tab/>
-      <w:t>2025-05-11</w:t>
+      <w:t>2025-05-12</w:t>
       <w:br/>
       <w:br/>
     </w:r>

--- a/klagomål/A 461-2025 FSC-klagomål.docx
+++ b/klagomål/A 461-2025 FSC-klagomål.docx
@@ -673,7 +673,7 @@
     <w:r>
       <w:tab/>
       <w:tab/>
-      <w:t>2025-05-12</w:t>
+      <w:t>2025-05-13</w:t>
       <w:br/>
       <w:br/>
     </w:r>

--- a/klagomål/A 461-2025 FSC-klagomål.docx
+++ b/klagomål/A 461-2025 FSC-klagomål.docx
@@ -673,7 +673,7 @@
     <w:r>
       <w:tab/>
       <w:tab/>
-      <w:t>2025-05-13</w:t>
+      <w:t>2025-05-14</w:t>
       <w:br/>
       <w:br/>
     </w:r>

--- a/klagomål/A 461-2025 FSC-klagomål.docx
+++ b/klagomål/A 461-2025 FSC-klagomål.docx
@@ -673,7 +673,7 @@
     <w:r>
       <w:tab/>
       <w:tab/>
-      <w:t>2025-05-14</w:t>
+      <w:t>2025-05-15</w:t>
       <w:br/>
       <w:br/>
     </w:r>

--- a/klagomål/A 461-2025 FSC-klagomål.docx
+++ b/klagomål/A 461-2025 FSC-klagomål.docx
@@ -673,7 +673,7 @@
     <w:r>
       <w:tab/>
       <w:tab/>
-      <w:t>2025-05-15</w:t>
+      <w:t>2025-05-16</w:t>
       <w:br/>
       <w:br/>
     </w:r>

--- a/klagomål/A 461-2025 FSC-klagomål.docx
+++ b/klagomål/A 461-2025 FSC-klagomål.docx
@@ -673,7 +673,7 @@
     <w:r>
       <w:tab/>
       <w:tab/>
-      <w:t>2025-05-16</w:t>
+      <w:t>2025-05-17</w:t>
       <w:br/>
       <w:br/>
     </w:r>

--- a/klagomål/A 461-2025 FSC-klagomål.docx
+++ b/klagomål/A 461-2025 FSC-klagomål.docx
@@ -673,7 +673,7 @@
     <w:r>
       <w:tab/>
       <w:tab/>
-      <w:t>2025-05-17</w:t>
+      <w:t>2025-05-18</w:t>
       <w:br/>
       <w:br/>
     </w:r>

--- a/klagomål/A 461-2025 FSC-klagomål.docx
+++ b/klagomål/A 461-2025 FSC-klagomål.docx
@@ -673,7 +673,7 @@
     <w:r>
       <w:tab/>
       <w:tab/>
-      <w:t>2025-05-18</w:t>
+      <w:t>2025-05-19</w:t>
       <w:br/>
       <w:br/>
     </w:r>

--- a/klagomål/A 461-2025 FSC-klagomål.docx
+++ b/klagomål/A 461-2025 FSC-klagomål.docx
@@ -673,7 +673,7 @@
     <w:r>
       <w:tab/>
       <w:tab/>
-      <w:t>2025-05-19</w:t>
+      <w:t>2025-05-20</w:t>
       <w:br/>
       <w:br/>
     </w:r>

--- a/klagomål/A 461-2025 FSC-klagomål.docx
+++ b/klagomål/A 461-2025 FSC-klagomål.docx
@@ -673,7 +673,7 @@
     <w:r>
       <w:tab/>
       <w:tab/>
-      <w:t>2025-05-20</w:t>
+      <w:t>2025-05-21</w:t>
       <w:br/>
       <w:br/>
     </w:r>

--- a/klagomål/A 461-2025 FSC-klagomål.docx
+++ b/klagomål/A 461-2025 FSC-klagomål.docx
@@ -673,7 +673,7 @@
     <w:r>
       <w:tab/>
       <w:tab/>
-      <w:t>2025-05-21</w:t>
+      <w:t>2025-05-22</w:t>
       <w:br/>
       <w:br/>
     </w:r>

--- a/klagomål/A 461-2025 FSC-klagomål.docx
+++ b/klagomål/A 461-2025 FSC-klagomål.docx
@@ -673,7 +673,7 @@
     <w:r>
       <w:tab/>
       <w:tab/>
-      <w:t>2025-05-22</w:t>
+      <w:t>2025-05-23</w:t>
       <w:br/>
       <w:br/>
     </w:r>

--- a/klagomål/A 461-2025 FSC-klagomål.docx
+++ b/klagomål/A 461-2025 FSC-klagomål.docx
@@ -673,7 +673,7 @@
     <w:r>
       <w:tab/>
       <w:tab/>
-      <w:t>2025-05-23</w:t>
+      <w:t>2025-05-24</w:t>
       <w:br/>
       <w:br/>
     </w:r>

--- a/klagomål/A 461-2025 FSC-klagomål.docx
+++ b/klagomål/A 461-2025 FSC-klagomål.docx
@@ -673,7 +673,7 @@
     <w:r>
       <w:tab/>
       <w:tab/>
-      <w:t>2025-05-24</w:t>
+      <w:t>2025-05-25</w:t>
       <w:br/>
       <w:br/>
     </w:r>

--- a/klagomål/A 461-2025 FSC-klagomål.docx
+++ b/klagomål/A 461-2025 FSC-klagomål.docx
@@ -673,7 +673,7 @@
     <w:r>
       <w:tab/>
       <w:tab/>
-      <w:t>2025-05-25</w:t>
+      <w:t>2025-05-26</w:t>
       <w:br/>
       <w:br/>
     </w:r>

--- a/klagomål/A 461-2025 FSC-klagomål.docx
+++ b/klagomål/A 461-2025 FSC-klagomål.docx
@@ -673,7 +673,7 @@
     <w:r>
       <w:tab/>
       <w:tab/>
-      <w:t>2025-05-26</w:t>
+      <w:t>2025-05-27</w:t>
       <w:br/>
       <w:br/>
     </w:r>

--- a/klagomål/A 461-2025 FSC-klagomål.docx
+++ b/klagomål/A 461-2025 FSC-klagomål.docx
@@ -673,7 +673,7 @@
     <w:r>
       <w:tab/>
       <w:tab/>
-      <w:t>2025-05-27</w:t>
+      <w:t>2025-05-30</w:t>
       <w:br/>
       <w:br/>
     </w:r>

--- a/klagomål/A 461-2025 FSC-klagomål.docx
+++ b/klagomål/A 461-2025 FSC-klagomål.docx
@@ -673,7 +673,7 @@
     <w:r>
       <w:tab/>
       <w:tab/>
-      <w:t>2025-05-30</w:t>
+      <w:t>2025-06-01</w:t>
       <w:br/>
       <w:br/>
     </w:r>

--- a/klagomål/A 461-2025 FSC-klagomål.docx
+++ b/klagomål/A 461-2025 FSC-klagomål.docx
@@ -673,7 +673,7 @@
     <w:r>
       <w:tab/>
       <w:tab/>
-      <w:t>2025-06-01</w:t>
+      <w:t>2025-06-02</w:t>
       <w:br/>
       <w:br/>
     </w:r>

--- a/klagomål/A 461-2025 FSC-klagomål.docx
+++ b/klagomål/A 461-2025 FSC-klagomål.docx
@@ -673,7 +673,7 @@
     <w:r>
       <w:tab/>
       <w:tab/>
-      <w:t>2025-06-02</w:t>
+      <w:t>2025-06-03</w:t>
       <w:br/>
       <w:br/>
     </w:r>

--- a/klagomål/A 461-2025 FSC-klagomål.docx
+++ b/klagomål/A 461-2025 FSC-klagomål.docx
@@ -673,7 +673,7 @@
     <w:r>
       <w:tab/>
       <w:tab/>
-      <w:t>2025-06-03</w:t>
+      <w:t>2025-06-04</w:t>
       <w:br/>
       <w:br/>
     </w:r>

--- a/klagomål/A 461-2025 FSC-klagomål.docx
+++ b/klagomål/A 461-2025 FSC-klagomål.docx
@@ -673,7 +673,7 @@
     <w:r>
       <w:tab/>
       <w:tab/>
-      <w:t>2025-06-04</w:t>
+      <w:t>2025-06-05</w:t>
       <w:br/>
       <w:br/>
     </w:r>

--- a/klagomål/A 461-2025 FSC-klagomål.docx
+++ b/klagomål/A 461-2025 FSC-klagomål.docx
@@ -673,7 +673,7 @@
     <w:r>
       <w:tab/>
       <w:tab/>
-      <w:t>2025-06-13</w:t>
+      <w:t>2025-06-15</w:t>
       <w:br/>
       <w:br/>
     </w:r>

--- a/klagomål/A 461-2025 FSC-klagomål.docx
+++ b/klagomål/A 461-2025 FSC-klagomål.docx
@@ -673,7 +673,7 @@
     <w:r>
       <w:tab/>
       <w:tab/>
-      <w:t>2025-06-15</w:t>
+      <w:t>2025-06-16</w:t>
       <w:br/>
       <w:br/>
     </w:r>

--- a/klagomål/A 461-2025 FSC-klagomål.docx
+++ b/klagomål/A 461-2025 FSC-klagomål.docx
@@ -673,7 +673,7 @@
     <w:r>
       <w:tab/>
       <w:tab/>
-      <w:t>2025-06-16</w:t>
+      <w:t>2025-06-17</w:t>
       <w:br/>
       <w:br/>
     </w:r>

--- a/klagomål/A 461-2025 FSC-klagomål.docx
+++ b/klagomål/A 461-2025 FSC-klagomål.docx
@@ -673,7 +673,7 @@
     <w:r>
       <w:tab/>
       <w:tab/>
-      <w:t>2025-06-17</w:t>
+      <w:t>2025-06-18</w:t>
       <w:br/>
       <w:br/>
     </w:r>

--- a/klagomål/A 461-2025 FSC-klagomål.docx
+++ b/klagomål/A 461-2025 FSC-klagomål.docx
@@ -673,7 +673,7 @@
     <w:r>
       <w:tab/>
       <w:tab/>
-      <w:t>2025-06-18</w:t>
+      <w:t>2025-06-19</w:t>
       <w:br/>
       <w:br/>
     </w:r>

--- a/klagomål/A 461-2025 FSC-klagomål.docx
+++ b/klagomål/A 461-2025 FSC-klagomål.docx
@@ -673,7 +673,7 @@
     <w:r>
       <w:tab/>
       <w:tab/>
-      <w:t>2025-06-19</w:t>
+      <w:t>2025-06-20</w:t>
       <w:br/>
       <w:br/>
     </w:r>

--- a/klagomål/A 461-2025 FSC-klagomål.docx
+++ b/klagomål/A 461-2025 FSC-klagomål.docx
@@ -673,7 +673,7 @@
     <w:r>
       <w:tab/>
       <w:tab/>
-      <w:t>2025-06-20</w:t>
+      <w:t>2025-06-21</w:t>
       <w:br/>
       <w:br/>
     </w:r>

--- a/klagomål/A 461-2025 FSC-klagomål.docx
+++ b/klagomål/A 461-2025 FSC-klagomål.docx
@@ -673,7 +673,7 @@
     <w:r>
       <w:tab/>
       <w:tab/>
-      <w:t>2025-06-21</w:t>
+      <w:t>2025-06-22</w:t>
       <w:br/>
       <w:br/>
     </w:r>

--- a/klagomål/A 461-2025 FSC-klagomål.docx
+++ b/klagomål/A 461-2025 FSC-klagomål.docx
@@ -673,7 +673,7 @@
     <w:r>
       <w:tab/>
       <w:tab/>
-      <w:t>2025-06-22</w:t>
+      <w:t>2025-06-23</w:t>
       <w:br/>
       <w:br/>
     </w:r>

--- a/klagomål/A 461-2025 FSC-klagomål.docx
+++ b/klagomål/A 461-2025 FSC-klagomål.docx
@@ -673,7 +673,7 @@
     <w:r>
       <w:tab/>
       <w:tab/>
-      <w:t>2025-06-23</w:t>
+      <w:t>2025-06-24</w:t>
       <w:br/>
       <w:br/>
     </w:r>

--- a/klagomål/A 461-2025 FSC-klagomål.docx
+++ b/klagomål/A 461-2025 FSC-klagomål.docx
@@ -673,7 +673,7 @@
     <w:r>
       <w:tab/>
       <w:tab/>
-      <w:t>2025-06-24</w:t>
+      <w:t>2025-06-25</w:t>
       <w:br/>
       <w:br/>
     </w:r>

--- a/klagomål/A 461-2025 FSC-klagomål.docx
+++ b/klagomål/A 461-2025 FSC-klagomål.docx
@@ -673,7 +673,7 @@
     <w:r>
       <w:tab/>
       <w:tab/>
-      <w:t>2025-06-25</w:t>
+      <w:t>2025-06-26</w:t>
       <w:br/>
       <w:br/>
     </w:r>

--- a/klagomål/A 461-2025 FSC-klagomål.docx
+++ b/klagomål/A 461-2025 FSC-klagomål.docx
@@ -673,7 +673,7 @@
     <w:r>
       <w:tab/>
       <w:tab/>
-      <w:t>2025-06-26</w:t>
+      <w:t>2025-06-27</w:t>
       <w:br/>
       <w:br/>
     </w:r>

--- a/klagomål/A 461-2025 FSC-klagomål.docx
+++ b/klagomål/A 461-2025 FSC-klagomål.docx
@@ -673,7 +673,7 @@
     <w:r>
       <w:tab/>
       <w:tab/>
-      <w:t>2025-06-27</w:t>
+      <w:t>2025-06-28</w:t>
       <w:br/>
       <w:br/>
     </w:r>

--- a/klagomål/A 461-2025 FSC-klagomål.docx
+++ b/klagomål/A 461-2025 FSC-klagomål.docx
@@ -673,7 +673,7 @@
     <w:r>
       <w:tab/>
       <w:tab/>
-      <w:t>2025-06-28</w:t>
+      <w:t>2025-06-29</w:t>
       <w:br/>
       <w:br/>
     </w:r>

--- a/klagomål/A 461-2025 FSC-klagomål.docx
+++ b/klagomål/A 461-2025 FSC-klagomål.docx
@@ -673,7 +673,7 @@
     <w:r>
       <w:tab/>
       <w:tab/>
-      <w:t>2025-06-29</w:t>
+      <w:t>2025-06-30</w:t>
       <w:br/>
       <w:br/>
     </w:r>

--- a/klagomål/A 461-2025 FSC-klagomål.docx
+++ b/klagomål/A 461-2025 FSC-klagomål.docx
@@ -673,7 +673,7 @@
     <w:r>
       <w:tab/>
       <w:tab/>
-      <w:t>2025-06-30</w:t>
+      <w:t>2025-07-01</w:t>
       <w:br/>
       <w:br/>
     </w:r>

--- a/klagomål/A 461-2025 FSC-klagomål.docx
+++ b/klagomål/A 461-2025 FSC-klagomål.docx
@@ -673,7 +673,7 @@
     <w:r>
       <w:tab/>
       <w:tab/>
-      <w:t>2025-07-01</w:t>
+      <w:t>2025-07-02</w:t>
       <w:br/>
       <w:br/>
     </w:r>

--- a/klagomål/A 461-2025 FSC-klagomål.docx
+++ b/klagomål/A 461-2025 FSC-klagomål.docx
@@ -673,7 +673,7 @@
     <w:r>
       <w:tab/>
       <w:tab/>
-      <w:t>2025-07-02</w:t>
+      <w:t>2025-07-03</w:t>
       <w:br/>
       <w:br/>
     </w:r>

--- a/klagomål/A 461-2025 FSC-klagomål.docx
+++ b/klagomål/A 461-2025 FSC-klagomål.docx
@@ -673,7 +673,7 @@
     <w:r>
       <w:tab/>
       <w:tab/>
-      <w:t>2025-07-03</w:t>
+      <w:t>2025-07-04</w:t>
       <w:br/>
       <w:br/>
     </w:r>

--- a/klagomål/A 461-2025 FSC-klagomål.docx
+++ b/klagomål/A 461-2025 FSC-klagomål.docx
@@ -673,7 +673,7 @@
     <w:r>
       <w:tab/>
       <w:tab/>
-      <w:t>2025-07-04</w:t>
+      <w:t>2025-07-05</w:t>
       <w:br/>
       <w:br/>
     </w:r>

--- a/klagomål/A 461-2025 FSC-klagomål.docx
+++ b/klagomål/A 461-2025 FSC-klagomål.docx
@@ -673,7 +673,7 @@
     <w:r>
       <w:tab/>
       <w:tab/>
-      <w:t>2025-07-05</w:t>
+      <w:t>2025-07-06</w:t>
       <w:br/>
       <w:br/>
     </w:r>

--- a/klagomål/A 461-2025 FSC-klagomål.docx
+++ b/klagomål/A 461-2025 FSC-klagomål.docx
@@ -673,7 +673,7 @@
     <w:r>
       <w:tab/>
       <w:tab/>
-      <w:t>2025-07-06</w:t>
+      <w:t>2025-07-07</w:t>
       <w:br/>
       <w:br/>
     </w:r>

--- a/klagomål/A 461-2025 FSC-klagomål.docx
+++ b/klagomål/A 461-2025 FSC-klagomål.docx
@@ -673,7 +673,7 @@
     <w:r>
       <w:tab/>
       <w:tab/>
-      <w:t>2025-07-07</w:t>
+      <w:t>2025-07-08</w:t>
       <w:br/>
       <w:br/>
     </w:r>

--- a/klagomål/A 461-2025 FSC-klagomål.docx
+++ b/klagomål/A 461-2025 FSC-klagomål.docx
@@ -673,7 +673,7 @@
     <w:r>
       <w:tab/>
       <w:tab/>
-      <w:t>2025-07-08</w:t>
+      <w:t>2025-07-09</w:t>
       <w:br/>
       <w:br/>
     </w:r>

--- a/klagomål/A 461-2025 FSC-klagomål.docx
+++ b/klagomål/A 461-2025 FSC-klagomål.docx
@@ -673,7 +673,7 @@
     <w:r>
       <w:tab/>
       <w:tab/>
-      <w:t>2025-07-09</w:t>
+      <w:t>2025-07-11</w:t>
       <w:br/>
       <w:br/>
     </w:r>

--- a/klagomål/A 461-2025 FSC-klagomål.docx
+++ b/klagomål/A 461-2025 FSC-klagomål.docx
@@ -673,7 +673,7 @@
     <w:r>
       <w:tab/>
       <w:tab/>
-      <w:t>2025-07-11</w:t>
+      <w:t>2025-07-12</w:t>
       <w:br/>
       <w:br/>
     </w:r>

--- a/klagomål/A 461-2025 FSC-klagomål.docx
+++ b/klagomål/A 461-2025 FSC-klagomål.docx
@@ -673,7 +673,7 @@
     <w:r>
       <w:tab/>
       <w:tab/>
-      <w:t>2025-07-12</w:t>
+      <w:t>2025-07-13</w:t>
       <w:br/>
       <w:br/>
     </w:r>

--- a/klagomål/A 461-2025 FSC-klagomål.docx
+++ b/klagomål/A 461-2025 FSC-klagomål.docx
@@ -673,7 +673,7 @@
     <w:r>
       <w:tab/>
       <w:tab/>
-      <w:t>2025-07-13</w:t>
+      <w:t>2025-07-14</w:t>
       <w:br/>
       <w:br/>
     </w:r>

--- a/klagomål/A 461-2025 FSC-klagomål.docx
+++ b/klagomål/A 461-2025 FSC-klagomål.docx
@@ -673,7 +673,7 @@
     <w:r>
       <w:tab/>
       <w:tab/>
-      <w:t>2025-08-06</w:t>
+      <w:t>2025-08-09</w:t>
       <w:br/>
       <w:br/>
     </w:r>
